--- a/row/be/email.docx
+++ b/row/be/email.docx
@@ -839,6 +839,7 @@
                       <w:highlight w:val="yellow"/>
                       <w:lang w:val="fr-FR"/>
                     </w:rPr>
+                    <w:lastRenderedPageBreak/>
                     <w:t>Pour toute question, merci de nous appeler au +32 3 456 03 35 entre Du lundi au vendredi: 09:00 - 17:00 ou nous adresser un courriel à l'adresse suivante </w:t>
                   </w:r>
                   <w:hyperlink r:id="rId8" w:history="1">
@@ -1132,6 +1133,7 @@
                 <w:highlight w:val="yellow"/>
                 <w:lang w:val="fr-FR"/>
               </w:rPr>
+              <w:lastRenderedPageBreak/>
               <w:t>- Site web: {</w:t>
             </w:r>
             <w:proofErr w:type="spellStart"/>
